--- a/04_問卷分析報告/英文版/Word版/Taiwan civic tech survey - full report (EN).docx
+++ b/04_問卷分析報告/英文版/Word版/Taiwan civic tech survey - full report (EN).docx
@@ -4706,6 +4706,224 @@
       </w:pPr>
       <w:r>
         <w:rPr/>
+        <w:t>Your next step</w:t>
+      </w:r>
+    </w:p>
+    <w:p>
+      <w:r>
+        <w:rPr/>
+        <w:t>Most of these pages are in Mandarin.</w:t>
+      </w:r>
+    </w:p>
+    <w:p>
+      <w:pPr>
+        <w:pStyle w:val="Heading2"/>
+      </w:pPr>
+      <w:r>
+        <w:rPr/>
+        <w:t>🌱 Still looking for a way in</w:t>
+      </w:r>
+    </w:p>
+    <w:p>
+      <w:pPr>
+        <w:pStyle w:val="ListBullet"/>
+      </w:pPr>
+      <w:hyperlink r:id="rId13">
+        <w:r>
+          <w:rPr>
+            <w:color w:val="1F5FBF"/>
+            <w:u w:val="single"/>
+          </w:rPr>
+          <w:t xml:space="preserve">Browse projects on Civic Tech Taiwan</w:t>
+        </w:r>
+      </w:hyperlink>
+      <w:r>
+        <w:rPr/>
+        <w:t xml:space="preserve">: </w:t>
+      </w:r>
+      <w:r>
+        <w:rPr/>
+        <w:t>start with an issue you care about</w:t>
+      </w:r>
+    </w:p>
+    <w:p>
+      <w:pPr>
+        <w:pStyle w:val="ListBullet"/>
+      </w:pPr>
+      <w:hyperlink r:id="rId29">
+        <w:r>
+          <w:rPr>
+            <w:color w:val="1F5FBF"/>
+            <w:u w:val="single"/>
+          </w:rPr>
+          <w:t xml:space="preserve">Check upcoming hackathons</w:t>
+        </w:r>
+      </w:hyperlink>
+      <w:r>
+        <w:rPr/>
+        <w:t xml:space="preserve">: </w:t>
+      </w:r>
+      <w:r>
+        <w:rPr/>
+        <w:t>ask people in person and join in on the day</w:t>
+      </w:r>
+    </w:p>
+    <w:p>
+      <w:pPr>
+        <w:pStyle w:val="ListBullet"/>
+      </w:pPr>
+      <w:hyperlink r:id="rId30">
+        <w:r>
+          <w:rPr>
+            <w:color w:val="1F5FBF"/>
+            <w:u w:val="single"/>
+          </w:rPr>
+          <w:t xml:space="preserve">Join g0v's Slack</w:t>
+        </w:r>
+      </w:hyperlink>
+      <w:r>
+        <w:rPr/>
+        <w:t xml:space="preserve">: </w:t>
+      </w:r>
+      <w:r>
+        <w:rPr/>
+        <w:t>find the channels where people are actively working</w:t>
+      </w:r>
+    </w:p>
+    <w:p>
+      <w:pPr>
+        <w:pStyle w:val="Heading3"/>
+      </w:pPr>
+      <w:r>
+        <w:rPr/>
+        <w:t>🔧 Already working on a project</w:t>
+      </w:r>
+    </w:p>
+    <w:p>
+      <w:pPr>
+        <w:pStyle w:val="ListBullet"/>
+      </w:pPr>
+      <w:hyperlink r:id="rId31">
+        <w:r>
+          <w:rPr>
+            <w:color w:val="1F5FBF"/>
+            <w:u w:val="single"/>
+          </w:rPr>
+          <w:t xml:space="preserve">Read the g0v civic tech project and community handbook</w:t>
+        </w:r>
+      </w:hyperlink>
+      <w:r>
+        <w:rPr/>
+        <w:t xml:space="preserve">: </w:t>
+      </w:r>
+      <w:r>
+        <w:rPr/>
+        <w:t>project experience collected by the community</w:t>
+      </w:r>
+    </w:p>
+    <w:p>
+      <w:pPr>
+        <w:pStyle w:val="ListBullet"/>
+      </w:pPr>
+      <w:hyperlink r:id="rId29">
+        <w:r>
+          <w:rPr>
+            <w:color w:val="1F5FBF"/>
+            <w:u w:val="single"/>
+          </w:rPr>
+          <w:t xml:space="preserve">Pitch at a hackathon to find teammates</w:t>
+        </w:r>
+      </w:hyperlink>
+      <w:r>
+        <w:rPr/>
+        <w:t xml:space="preserve">: </w:t>
+      </w:r>
+      <w:r>
+        <w:rPr/>
+        <w:t>three minutes on stage to say who you need</w:t>
+      </w:r>
+    </w:p>
+    <w:p>
+      <w:pPr>
+        <w:pStyle w:val="ListBullet"/>
+      </w:pPr>
+      <w:hyperlink r:id="rId32">
+        <w:r>
+          <w:rPr>
+            <w:color w:val="1F5FBF"/>
+            <w:u w:val="single"/>
+          </w:rPr>
+          <w:t xml:space="preserve">Use this survey's raw data in your proposal</w:t>
+        </w:r>
+      </w:hyperlink>
+      <w:r>
+        <w:rPr/>
+        <w:t xml:space="preserve">: </w:t>
+      </w:r>
+      <w:r>
+        <w:rPr/>
+        <w:t>open data, CC BY 4.0</w:t>
+      </w:r>
+    </w:p>
+    <w:p>
+      <w:pPr>
+        <w:pStyle w:val="Heading3"/>
+      </w:pPr>
+      <w:r>
+        <w:rPr/>
+        <w:t>💡 Looking to collaborate</w:t>
+      </w:r>
+    </w:p>
+    <w:p>
+      <w:pPr>
+        <w:pStyle w:val="ListBullet"/>
+      </w:pPr>
+      <w:hyperlink r:id="rId33">
+        <w:r>
+          <w:rPr>
+            <w:color w:val="1F5FBF"/>
+            <w:u w:val="single"/>
+          </w:rPr>
+          <w:t xml:space="preserve">See what help projects are asking for</w:t>
+        </w:r>
+      </w:hyperlink>
+      <w:r>
+        <w:rPr/>
+        <w:t xml:space="preserve">: </w:t>
+      </w:r>
+      <w:r>
+        <w:rPr/>
+        <w:t>each project idea lists the skills it needs</w:t>
+      </w:r>
+    </w:p>
+    <w:p>
+      <w:pPr>
+        <w:pStyle w:val="ListBullet"/>
+      </w:pPr>
+      <w:hyperlink r:id="rId29">
+        <w:r>
+          <w:rPr>
+            <w:color w:val="1F5FBF"/>
+            <w:u w:val="single"/>
+          </w:rPr>
+          <w:t xml:space="preserve">Meet teams at a hackathon</w:t>
+        </w:r>
+      </w:hyperlink>
+      <w:r>
+        <w:rPr/>
+        <w:t xml:space="preserve">: </w:t>
+      </w:r>
+      <w:r>
+        <w:rPr/>
+        <w:t>introducing experts, connecting a team with government contacts or offering a meeting space all help</w:t>
+      </w:r>
+    </w:p>
+    <w:p>
+      <w:pPr>
+        <w:pStyle w:val="Heading1"/>
+      </w:pPr>
+      <w:r>
+        <w:rPr/>
         <w:t>License and data sources</w:t>
       </w:r>
     </w:p>
@@ -4748,7 +4966,7 @@
         <w:rPr/>
         <w:t xml:space="preserve">You are welcome to analyze the anonymized raw survey data yourself. It is licensed under CC BY 4.0, credited to the survey respondents ("臺灣公民科技推廣問卷填寫者"): </w:t>
       </w:r>
-      <w:hyperlink r:id="rId29">
+      <w:hyperlink r:id="rId32">
         <w:r>
           <w:rPr>
             <w:color w:val="1F5FBF"/>
@@ -4766,7 +4984,7 @@
         <w:rPr/>
         <w:t xml:space="preserve">To check any number in this report, the analysis code, summary data CSVs and re-runnable pipeline are all public in this </w:t>
       </w:r>
-      <w:hyperlink r:id="rId30">
+      <w:hyperlink r:id="rId34">
         <w:r>
           <w:rPr>
             <w:color w:val="1F5FBF"/>
@@ -4833,7 +5051,7 @@
         <w:rPr/>
         <w:t xml:space="preserve">Data: 127 valid survey responses collected up to 20 July 2026 | </w:t>
       </w:r>
-      <w:hyperlink r:id="rId30">
+      <w:hyperlink r:id="rId34">
         <w:r>
           <w:rPr>
             <w:color w:val="1F5FBF"/>

--- a/04_問卷分析報告/英文版/Word版/Taiwan civic tech survey - full report (EN).docx
+++ b/04_問卷分析報告/英文版/Word版/Taiwan civic tech survey - full report (EN).docx
@@ -206,7 +206,7 @@
       </w:hyperlink>
       <w:r>
         <w:rPr/>
-        <w:t xml:space="preserve"> Jothon, lists many projects and guides to getting involved (in Chinese). It is a good place to start.</w:t>
+        <w:t xml:space="preserve"> Jothon, lists many projects and guides to getting involved (in Mandarin). It is a good place to start.</w:t>
       </w:r>
     </w:p>
     <w:p>
@@ -4972,7 +4972,7 @@
             <w:color w:val="1F5FBF"/>
             <w:u w:val="single"/>
           </w:rPr>
-          <w:t xml:space="preserve">go to the data sheet (in Chinese)</w:t>
+          <w:t xml:space="preserve">go to the data sheet (in Mandarin)</w:t>
         </w:r>
       </w:hyperlink>
     </w:p>
